--- a/2024312149_陈道延_实验作业六.docx
+++ b/2024312149_陈道延_实验作业六.docx
@@ -894,19 +894,8 @@
             <w:tcW w:w="3216" w:type="dxa"/>
           </w:tcPr>
           <w:p>
-            <w:pPr>
-              <w:spacing w:after="0" w:line="240" w:lineRule="auto"/>
-              <w:rPr>
-                <w:sz w:val="32"/>
-                <w:szCs w:val="32"/>
-              </w:rPr>
-            </w:pPr>
             <w:r>
-              <w:rPr>
-                <w:sz w:val="22"/>
-                <w:szCs w:val="32"/>
-              </w:rPr>
-              <w:t>sft_adapter/（83 s）</w:t>
+              <w:t>sft_adapter/（83 s；补跑 72 s）</w:t>
             </w:r>
           </w:p>
         </w:tc>
@@ -1082,13 +1071,7 @@
         </w:rPr>
       </w:pPr>
       <w:r>
-        <w:rPr>
-          <w:b w:val="0"/>
-          <w:color w:val="6B7280"/>
-          <w:sz w:val="28"/>
-          <w:szCs w:val="32"/>
-        </w:rPr>
-        <w:t>依赖版本：transformers 5.19.0，peft 0.21.2，bitsandbytes 未用（CPU 上 fp32 + LoRA）；torch 2.14.0+cpu、Python 3.14.6、pillow 12.3.0。实际运行用一条命令 `python hw6_rsi_localize.py --mode all --rounds 2 --steps 60 --no_split 1` 跑完全链路，总计 8.8 分钟。对参考代码的改动：① 关闭图像切分（do_image_splitting=False）——默认切分会把 256×256 合成图放大到 2048 再切成 17 个 512 瓦片，模型看到的是 17 块局部放大图而不是整幅布局，对「整图第几行第几列」这种全局空间判断是硬伤（实测开启切分时 SFT 后定位仍 0/8，见表 5）；② 视觉塔前向缓存（视觉塔冻结、同图输出确定，按图像指纹缓存，语义等价），CPU 上每张新图视觉前向约 38~46 秒，不加缓存则 8 张评测图 × 5 个阶段要重复付 5 次；③ 固定随机种子，训练按轮打乱顺序；④ 步数循环改为可跨轮（参考实现 `for i in range(steps)` 会被数据量截断，15 条数据跑 60 步实际只训 15 步）；⑤ 入池语义按指南本意修正为「只收原本答错、纠错后答对」的样本；⑥ 全部指标落盘 results_lab06.json，报告数字均可回查。</w:t>
+        <w:t>依赖版本：transformers 5.19.0，peft 0.21.2，bitsandbytes 未用（CPU 上 fp32 + LoRA）；torch 2.14.0+cpu、Python 3.14.6、pillow 12.3.0。实际运行用一条命令 `python hw6_rsi_localize.py --mode all --rounds 2 --steps 60 --no_split 1` 跑完全链路，总计 8.8 分钟。对参考代码的改动：① 关闭图像切分（do_image_splitting=False）——默认切分会把 256×256 合成图放大到 2048 再切成 17 个 512 瓦片，模型看到的是 17 块局部放大图而不是整幅布局，对「整图第几行第几列」这种全局空间判断是硬伤（实测开启切分时 SFT 后定位仍 0/8，见表 5）；② 视觉塔前向缓存（视觉塔冻结、同图输出确定，按图像指纹缓存，语义等价），CPU 上每张新图视觉前向约 38~46 秒，不加缓存则 8 张评测图 × 5 个阶段要重复付 5 次；③ 固定随机种子，训练按轮打乱顺序；④ 步数循环改为可跨轮（参考实现 `for i in range(steps)` 会被数据量截断，15 条数据跑 60 步实际只训 15 步）；⑤ 入池语义按指南本意修正为「只收原本答错、纠错后答对」的样本；⑥ 全部指标落盘 results_lab06.json，报告数字均可回查。 为核对可复现性，又用同一命令补跑一次 60 步 SFT（72 s），三阶段评测逐题一致（2 → 6 → 10/15），记录在 results_lab06.json 的 eval_bundle 键。</w:t>
       </w:r>
     </w:p>
     <w:p>
